--- a/Лабораторна робота №6.docx
+++ b/Лабораторна робота №6.docx
@@ -390,16 +390,14 @@
         </w:rPr>
         <w:t xml:space="preserve">     </w:t>
       </w:r>
-      <w:proofErr w:type="spellStart"/>
       <w:r>
         <w:rPr>
           <w:rFonts w:ascii="Times New Roman" w:hAnsi="Times New Roman" w:cs="Times New Roman"/>
           <w:sz w:val="28"/>
           <w:szCs w:val="28"/>
         </w:rPr>
-        <w:t>Меренько</w:t>
+        <w:t>Храбатин</w:t>
       </w:r>
-      <w:proofErr w:type="spellEnd"/>
       <w:r>
         <w:rPr>
           <w:rFonts w:ascii="Times New Roman" w:hAnsi="Times New Roman" w:cs="Times New Roman"/>
@@ -414,7 +412,7 @@
           <w:sz w:val="28"/>
           <w:szCs w:val="28"/>
         </w:rPr>
-        <w:t>Б. І</w:t>
+        <w:t>Р. І</w:t>
       </w:r>
       <w:r>
         <w:rPr>
@@ -607,25 +605,7 @@
           <w:sz w:val="28"/>
           <w:szCs w:val="28"/>
         </w:rPr>
-        <w:t xml:space="preserve">Оберіть ресурс який буде </w:t>
-      </w:r>
-      <w:proofErr w:type="spellStart"/>
-      <w:r>
-        <w:rPr>
-          <w:color w:val="000000"/>
-          <w:sz w:val="28"/>
-          <w:szCs w:val="28"/>
-        </w:rPr>
-        <w:t>протестовано</w:t>
-      </w:r>
-      <w:proofErr w:type="spellEnd"/>
-      <w:r>
-        <w:rPr>
-          <w:color w:val="000000"/>
-          <w:sz w:val="28"/>
-          <w:szCs w:val="28"/>
-        </w:rPr>
-        <w:t>. Можна використовувати власно написані ресурси, але прохання надати посилання на репозиторій, для попереднього налаштування тестового середовища, щоб перевірити роботу написаного тестового рішення.</w:t>
+        <w:t>Оберіть ресурс який буде протестовано. Можна використовувати власно написані ресурси, але прохання надати посилання на репозиторій, для попереднього налаштування тестового середовища, щоб перевірити роботу написаного тестового рішення.</w:t>
       </w:r>
     </w:p>
     <w:p>
@@ -709,25 +689,7 @@
           <w:sz w:val="28"/>
           <w:szCs w:val="28"/>
         </w:rPr>
-        <w:t xml:space="preserve">Завантажити код на власний/навчальний репозиторій </w:t>
-      </w:r>
-      <w:proofErr w:type="spellStart"/>
-      <w:r>
-        <w:rPr>
-          <w:color w:val="000000"/>
-          <w:sz w:val="28"/>
-          <w:szCs w:val="28"/>
-        </w:rPr>
-        <w:t>GitHub</w:t>
-      </w:r>
-      <w:proofErr w:type="spellEnd"/>
-      <w:r>
-        <w:rPr>
-          <w:color w:val="000000"/>
-          <w:sz w:val="28"/>
-          <w:szCs w:val="28"/>
-        </w:rPr>
-        <w:t>, або інший схожий ресурс та поділитися посиланням.</w:t>
+        <w:t>Завантажити код на власний/навчальний репозиторій GitHub, або інший схожий ресурс та поділитися посиланням.</w:t>
       </w:r>
     </w:p>
     <w:p>
@@ -813,20 +775,8 @@
           <w:sz w:val="28"/>
           <w:szCs w:val="28"/>
         </w:rPr>
-        <w:t xml:space="preserve">DOU </w:t>
+        <w:t>DOU Jobs</w:t>
       </w:r>
-      <w:proofErr w:type="spellStart"/>
-      <w:r>
-        <w:rPr>
-          <w:b/>
-          <w:bCs/>
-          <w:color w:val="000000"/>
-          <w:sz w:val="28"/>
-          <w:szCs w:val="28"/>
-        </w:rPr>
-        <w:t>Jobs</w:t>
-      </w:r>
-      <w:proofErr w:type="spellEnd"/>
       <w:r>
         <w:rPr>
           <w:color w:val="000000"/>
@@ -1108,25 +1058,7 @@
           <w:sz w:val="28"/>
           <w:szCs w:val="28"/>
         </w:rPr>
-        <w:t xml:space="preserve">відкриває QA </w:t>
-      </w:r>
-      <w:proofErr w:type="spellStart"/>
-      <w:r>
-        <w:rPr>
-          <w:color w:val="000000"/>
-          <w:sz w:val="28"/>
-          <w:szCs w:val="28"/>
-        </w:rPr>
-        <w:t>category</w:t>
-      </w:r>
-      <w:proofErr w:type="spellEnd"/>
-      <w:r>
-        <w:rPr>
-          <w:color w:val="000000"/>
-          <w:sz w:val="28"/>
-          <w:szCs w:val="28"/>
-        </w:rPr>
-        <w:t xml:space="preserve"> </w:t>
+        <w:t xml:space="preserve">відкриває QA category </w:t>
       </w:r>
     </w:p>
     <w:p>
@@ -1206,6 +1138,7 @@
       </w:pPr>
       <w:r>
         <w:rPr>
+          <w:noProof/>
           <w:color w:val="000000"/>
           <w:sz w:val="28"/>
           <w:szCs w:val="28"/>
@@ -1323,6 +1256,7 @@
       </w:pPr>
       <w:r>
         <w:rPr>
+          <w:noProof/>
           <w:color w:val="000000"/>
           <w:sz w:val="28"/>
           <w:szCs w:val="28"/>
@@ -1456,43 +1390,7 @@
           <w:sz w:val="28"/>
           <w:szCs w:val="28"/>
         </w:rPr>
-        <w:t xml:space="preserve">Реалізовано </w:t>
-      </w:r>
-      <w:proofErr w:type="spellStart"/>
-      <w:r>
-        <w:rPr>
-          <w:color w:val="000000"/>
-          <w:sz w:val="28"/>
-          <w:szCs w:val="28"/>
-        </w:rPr>
-        <w:t>end-to-end</w:t>
-      </w:r>
-      <w:proofErr w:type="spellEnd"/>
-      <w:r>
-        <w:rPr>
-          <w:color w:val="000000"/>
-          <w:sz w:val="28"/>
-          <w:szCs w:val="28"/>
-        </w:rPr>
-        <w:t xml:space="preserve"> тестування користувацьких сценаріїв на сайті DOU </w:t>
-      </w:r>
-      <w:proofErr w:type="spellStart"/>
-      <w:r>
-        <w:rPr>
-          <w:color w:val="000000"/>
-          <w:sz w:val="28"/>
-          <w:szCs w:val="28"/>
-        </w:rPr>
-        <w:t>Jobs</w:t>
-      </w:r>
-      <w:proofErr w:type="spellEnd"/>
-      <w:r>
-        <w:rPr>
-          <w:color w:val="000000"/>
-          <w:sz w:val="28"/>
-          <w:szCs w:val="28"/>
-        </w:rPr>
-        <w:t>.</w:t>
+        <w:t>Реалізовано end-to-end тестування користувацьких сценаріїв на сайті DOU Jobs.</w:t>
       </w:r>
       <w:r>
         <w:rPr>
@@ -1510,25 +1408,7 @@
           <w:szCs w:val="28"/>
         </w:rPr>
         <w:br/>
-        <w:t xml:space="preserve">Використано </w:t>
-      </w:r>
-      <w:proofErr w:type="spellStart"/>
-      <w:r>
-        <w:rPr>
-          <w:color w:val="000000"/>
-          <w:sz w:val="28"/>
-          <w:szCs w:val="28"/>
-        </w:rPr>
-        <w:t>Playwright</w:t>
-      </w:r>
-      <w:proofErr w:type="spellEnd"/>
-      <w:r>
-        <w:rPr>
-          <w:color w:val="000000"/>
-          <w:sz w:val="28"/>
-          <w:szCs w:val="28"/>
-        </w:rPr>
-        <w:t xml:space="preserve"> для браузерної автоматизації.</w:t>
+        <w:t>Використано Playwright для браузерної автоматизації.</w:t>
       </w:r>
     </w:p>
     <w:sectPr>
@@ -7839,6 +7719,7 @@
   <w:style w:type="character" w:default="1" w:styleId="a0">
     <w:name w:val="Default Paragraph Font"/>
     <w:uiPriority w:val="1"/>
+    <w:semiHidden/>
     <w:unhideWhenUsed/>
   </w:style>
   <w:style w:type="table" w:default="1" w:styleId="a1">
